--- a/docs/AlphaSplit_技术文档框架_v1.2.docx
+++ b/docs/AlphaSplit_技术文档框架_v1.2.docx
@@ -166,7 +166,7 @@
           <w:b w:val="0"/>
           <w:sz w:val="24"/>
         </w:rPr>
-        <w:t>写作铁律：（1）第6章必须给出量化指标表；（2）至少包含总体架构图、主流程图、实验结果图；（3）开源库如实注明；（4）叙事统一为「投研角色贡献计量」，不作「自动发薪系统」表述；（5）提交材料勿出现校名、校徽等可识别院校信息。</w:t>
+        <w:t>写作铁律：（1）第6章必须给出量化指标表；（2）至少包含总体架构图、主流程图、实验结果图；（3）开源库如实注明；（4）叙事统一为「投研角色贡献计量」，突出「广义价值分配决策支持」；（5）提交材料勿出现校名、校徽等可识别院校信息。</w:t>
       </w:r>
     </w:p>
     <w:p>
@@ -1352,7 +1352,7 @@
           <w:b w:val="0"/>
           <w:sz w:val="24"/>
         </w:rPr>
-        <w:t>（撰写：目标；明确输出为贡献系数与解释，非自动发薪）</w:t>
+        <w:t>（撰写：目标；明确输出为贡献系数、解释与广义价值分配建议）</w:t>
       </w:r>
     </w:p>
     <w:p>
